--- a/分册/26_塑料与人造高分子.docx
+++ b/分册/26_塑料与人造高分子.docx
@@ -1933,6 +1933,667 @@
         <w:t>• 橡胶硫化取决于能否搞到胶源：有胶源则优先级提到第一，无胶源则先跳过，用漆布与皮革凑合。</w:t>
       </w:r>
     </w:p>
+    <w:p>
+      <w:pPr>
+        <w:spacing w:before="280" w:after="120"/>
+      </w:pPr>
+      <w:r>
+        <w:rPr>
+          <w:rFonts w:ascii="黑体" w:hAnsi="黑体" w:eastAsia="黑体"/>
+          <w:b/>
+          <w:color w:val="14508C"/>
+          <w:sz w:val="30"/>
+        </w:rPr>
+        <w:t>十、公开工艺参数补录（可查证部分）</w:t>
+      </w:r>
+    </w:p>
+    <w:tbl>
+      <w:tblPr>
+        <w:tblW w:type="auto" w:w="0"/>
+        <w:jc w:val="center"/>
+        <w:tblLook w:firstColumn="1" w:firstRow="1" w:lastColumn="0" w:lastRow="0" w:noHBand="0" w:noVBand="1" w:val="04A0"/>
+      </w:tblPr>
+      <w:tblGrid>
+        <w:gridCol w:w="9518"/>
+      </w:tblGrid>
+      <w:tr>
+        <w:tc>
+          <w:tcPr>
+            <w:tcW w:type="dxa" w:w="9518"/>
+            <w:shd w:fill="FFF4E5"/>
+          </w:tcPr>
+          <w:p>
+            <w:pPr>
+              <w:spacing w:line="312" w:lineRule="auto"/>
+            </w:pPr>
+            <w:r/>
+            <w:r>
+              <w:rPr>
+                <w:rFonts w:ascii="楷体" w:hAnsi="楷体" w:eastAsia="楷体"/>
+                <w:b/>
+                <w:color w:val="1E5A3C"/>
+                <w:sz w:val="21"/>
+              </w:rPr>
+              <w:t>前面各节不给配比，是因为原料（胶乳来源、硫的纯度、硝化程度）在各地差别过大。本节补录的是**公开可查的现代典型工艺值**——它们告诉你“靶心在哪”，但你的实际落点仍须用判据拉回来。</w:t>
+            </w:r>
+          </w:p>
+        </w:tc>
+      </w:tr>
+    </w:tbl>
+    <w:p/>
+    <w:tbl>
+      <w:tblPr>
+        <w:tblStyle w:val="TableGrid"/>
+        <w:tblW w:type="auto" w:w="0"/>
+        <w:jc w:val="center"/>
+        <w:tblLook w:firstColumn="1" w:firstRow="1" w:lastColumn="0" w:lastRow="0" w:noHBand="0" w:noVBand="1" w:val="04A0"/>
+      </w:tblPr>
+      <w:tblGrid>
+        <w:gridCol w:w="3173"/>
+        <w:gridCol w:w="3173"/>
+        <w:gridCol w:w="3173"/>
+      </w:tblGrid>
+      <w:tr>
+        <w:tc>
+          <w:tcPr>
+            <w:tcW w:type="dxa" w:w="3173"/>
+            <w:shd w:fill="3A6EA5"/>
+          </w:tcPr>
+          <w:p>
+            <w:pPr>
+              <w:jc w:val="center"/>
+            </w:pPr>
+            <w:r/>
+            <w:r>
+              <w:rPr>
+                <w:rFonts w:ascii="黑体" w:hAnsi="黑体" w:eastAsia="黑体"/>
+                <w:b/>
+                <w:color w:val="FFFFFF"/>
+                <w:sz w:val="21"/>
+              </w:rPr>
+              <w:t>工艺</w:t>
+            </w:r>
+          </w:p>
+        </w:tc>
+        <w:tc>
+          <w:tcPr>
+            <w:tcW w:type="dxa" w:w="3173"/>
+            <w:shd w:fill="3A6EA5"/>
+          </w:tcPr>
+          <w:p>
+            <w:pPr>
+              <w:jc w:val="center"/>
+            </w:pPr>
+            <w:r/>
+            <w:r>
+              <w:rPr>
+                <w:rFonts w:ascii="黑体" w:hAnsi="黑体" w:eastAsia="黑体"/>
+                <w:b/>
+                <w:color w:val="FFFFFF"/>
+                <w:sz w:val="21"/>
+              </w:rPr>
+              <w:t>公开工艺参数（典型值）</w:t>
+            </w:r>
+          </w:p>
+        </w:tc>
+        <w:tc>
+          <w:tcPr>
+            <w:tcW w:type="dxa" w:w="3173"/>
+            <w:shd w:fill="3A6EA5"/>
+          </w:tcPr>
+          <w:p>
+            <w:pPr>
+              <w:jc w:val="center"/>
+            </w:pPr>
+            <w:r/>
+            <w:r>
+              <w:rPr>
+                <w:rFonts w:ascii="黑体" w:hAnsi="黑体" w:eastAsia="黑体"/>
+                <w:b/>
+                <w:color w:val="FFFFFF"/>
+                <w:sz w:val="21"/>
+              </w:rPr>
+              <w:t>来源性质</w:t>
+            </w:r>
+          </w:p>
+        </w:tc>
+      </w:tr>
+      <w:tr>
+        <w:tc>
+          <w:tcPr>
+            <w:tcW w:type="dxa" w:w="3173"/>
+          </w:tcPr>
+          <w:p>
+            <w:pPr>
+              <w:spacing w:line="288" w:lineRule="auto"/>
+            </w:pPr>
+            <w:r/>
+            <w:r>
+              <w:rPr>
+                <w:rFonts w:ascii="宋体" w:hAnsi="宋体" w:eastAsia="宋体"/>
+                <w:b w:val="0"/>
+                <w:sz w:val="20"/>
+              </w:rPr>
+              <w:t>橡胶硫化温度</w:t>
+            </w:r>
+          </w:p>
+        </w:tc>
+        <w:tc>
+          <w:tcPr>
+            <w:tcW w:type="dxa" w:w="3173"/>
+          </w:tcPr>
+          <w:p>
+            <w:pPr>
+              <w:spacing w:line="288" w:lineRule="auto"/>
+            </w:pPr>
+            <w:r/>
+            <w:r>
+              <w:rPr>
+                <w:rFonts w:ascii="宋体" w:hAnsi="宋体" w:eastAsia="宋体"/>
+                <w:b w:val="0"/>
+                <w:sz w:val="20"/>
+              </w:rPr>
+              <w:t>约 140~150℃</w:t>
+            </w:r>
+          </w:p>
+        </w:tc>
+        <w:tc>
+          <w:tcPr>
+            <w:tcW w:type="dxa" w:w="3173"/>
+          </w:tcPr>
+          <w:p>
+            <w:pPr>
+              <w:spacing w:line="288" w:lineRule="auto"/>
+            </w:pPr>
+            <w:r/>
+            <w:r>
+              <w:rPr>
+                <w:rFonts w:ascii="宋体" w:hAnsi="宋体" w:eastAsia="宋体"/>
+                <w:b w:val="0"/>
+                <w:sz w:val="20"/>
+              </w:rPr>
+              <w:t>现代橡胶工业常见值</w:t>
+            </w:r>
+          </w:p>
+        </w:tc>
+      </w:tr>
+      <w:tr>
+        <w:tc>
+          <w:tcPr>
+            <w:tcW w:type="dxa" w:w="3173"/>
+          </w:tcPr>
+          <w:p>
+            <w:pPr>
+              <w:spacing w:line="288" w:lineRule="auto"/>
+            </w:pPr>
+            <w:r/>
+            <w:r>
+              <w:rPr>
+                <w:rFonts w:ascii="宋体" w:hAnsi="宋体" w:eastAsia="宋体"/>
+                <w:b w:val="0"/>
+                <w:sz w:val="20"/>
+              </w:rPr>
+              <w:t>硬橡胶（硬质胶）</w:t>
+            </w:r>
+          </w:p>
+        </w:tc>
+        <w:tc>
+          <w:tcPr>
+            <w:tcW w:type="dxa" w:w="3173"/>
+          </w:tcPr>
+          <w:p>
+            <w:pPr>
+              <w:spacing w:line="288" w:lineRule="auto"/>
+            </w:pPr>
+            <w:r/>
+            <w:r>
+              <w:rPr>
+                <w:rFonts w:ascii="宋体" w:hAnsi="宋体" w:eastAsia="宋体"/>
+                <w:b w:val="0"/>
+                <w:sz w:val="20"/>
+              </w:rPr>
+              <w:t>硫用量约 25%~35%，140~160℃ 硫化数小时</w:t>
+            </w:r>
+          </w:p>
+        </w:tc>
+        <w:tc>
+          <w:tcPr>
+            <w:tcW w:type="dxa" w:w="3173"/>
+          </w:tcPr>
+          <w:p>
+            <w:pPr>
+              <w:spacing w:line="288" w:lineRule="auto"/>
+            </w:pPr>
+            <w:r/>
+            <w:r>
+              <w:rPr>
+                <w:rFonts w:ascii="宋体" w:hAnsi="宋体" w:eastAsia="宋体"/>
+                <w:b w:val="0"/>
+                <w:sz w:val="20"/>
+              </w:rPr>
+              <w:t>公开工艺资料</w:t>
+            </w:r>
+          </w:p>
+        </w:tc>
+      </w:tr>
+      <w:tr>
+        <w:tc>
+          <w:tcPr>
+            <w:tcW w:type="dxa" w:w="3173"/>
+          </w:tcPr>
+          <w:p>
+            <w:pPr>
+              <w:spacing w:line="288" w:lineRule="auto"/>
+            </w:pPr>
+            <w:r/>
+            <w:r>
+              <w:rPr>
+                <w:rFonts w:ascii="宋体" w:hAnsi="宋体" w:eastAsia="宋体"/>
+                <w:b w:val="0"/>
+                <w:sz w:val="20"/>
+              </w:rPr>
+              <w:t>赛璐珞配比</w:t>
+            </w:r>
+          </w:p>
+        </w:tc>
+        <w:tc>
+          <w:tcPr>
+            <w:tcW w:type="dxa" w:w="3173"/>
+          </w:tcPr>
+          <w:p>
+            <w:pPr>
+              <w:spacing w:line="288" w:lineRule="auto"/>
+            </w:pPr>
+            <w:r/>
+            <w:r>
+              <w:rPr>
+                <w:rFonts w:ascii="宋体" w:hAnsi="宋体" w:eastAsia="宋体"/>
+                <w:b w:val="0"/>
+                <w:sz w:val="20"/>
+              </w:rPr>
+              <w:t>硝化纤维素约 75 份、樟脑约 25 份，以酒精捏合后热压</w:t>
+            </w:r>
+          </w:p>
+        </w:tc>
+        <w:tc>
+          <w:tcPr>
+            <w:tcW w:type="dxa" w:w="3173"/>
+          </w:tcPr>
+          <w:p>
+            <w:pPr>
+              <w:spacing w:line="288" w:lineRule="auto"/>
+            </w:pPr>
+            <w:r/>
+            <w:r>
+              <w:rPr>
+                <w:rFonts w:ascii="宋体" w:hAnsi="宋体" w:eastAsia="宋体"/>
+                <w:b w:val="0"/>
+                <w:sz w:val="20"/>
+              </w:rPr>
+              <w:t>早期工业经典配方，公开可查</w:t>
+            </w:r>
+          </w:p>
+        </w:tc>
+      </w:tr>
+      <w:tr>
+        <w:tc>
+          <w:tcPr>
+            <w:tcW w:type="dxa" w:w="3173"/>
+          </w:tcPr>
+          <w:p>
+            <w:pPr>
+              <w:spacing w:line="288" w:lineRule="auto"/>
+            </w:pPr>
+            <w:r/>
+            <w:r>
+              <w:rPr>
+                <w:rFonts w:ascii="宋体" w:hAnsi="宋体" w:eastAsia="宋体"/>
+                <w:b w:val="0"/>
+                <w:sz w:val="20"/>
+              </w:rPr>
+              <w:t>赛璐珞用硝化纤维素</w:t>
+            </w:r>
+          </w:p>
+        </w:tc>
+        <w:tc>
+          <w:tcPr>
+            <w:tcW w:type="dxa" w:w="3173"/>
+          </w:tcPr>
+          <w:p>
+            <w:pPr>
+              <w:spacing w:line="288" w:lineRule="auto"/>
+            </w:pPr>
+            <w:r/>
+            <w:r>
+              <w:rPr>
+                <w:rFonts w:ascii="宋体" w:hAnsi="宋体" w:eastAsia="宋体"/>
+                <w:b w:val="0"/>
+                <w:sz w:val="20"/>
+              </w:rPr>
+              <w:t>含氮量约 10.5%~11.5%（此范围内适合制赛璐珞）</w:t>
+            </w:r>
+          </w:p>
+        </w:tc>
+        <w:tc>
+          <w:tcPr>
+            <w:tcW w:type="dxa" w:w="3173"/>
+          </w:tcPr>
+          <w:p>
+            <w:pPr>
+              <w:spacing w:line="288" w:lineRule="auto"/>
+            </w:pPr>
+            <w:r/>
+            <w:r>
+              <w:rPr>
+                <w:rFonts w:ascii="宋体" w:hAnsi="宋体" w:eastAsia="宋体"/>
+                <w:b w:val="0"/>
+                <w:sz w:val="20"/>
+              </w:rPr>
+              <w:t>公开工艺资料</w:t>
+            </w:r>
+          </w:p>
+        </w:tc>
+      </w:tr>
+      <w:tr>
+        <w:tc>
+          <w:tcPr>
+            <w:tcW w:type="dxa" w:w="3173"/>
+          </w:tcPr>
+          <w:p>
+            <w:pPr>
+              <w:spacing w:line="288" w:lineRule="auto"/>
+            </w:pPr>
+            <w:r/>
+            <w:r>
+              <w:rPr>
+                <w:rFonts w:ascii="宋体" w:hAnsi="宋体" w:eastAsia="宋体"/>
+                <w:b w:val="0"/>
+                <w:sz w:val="20"/>
+              </w:rPr>
+              <w:t>赛璐珞热压温度</w:t>
+            </w:r>
+          </w:p>
+        </w:tc>
+        <w:tc>
+          <w:tcPr>
+            <w:tcW w:type="dxa" w:w="3173"/>
+          </w:tcPr>
+          <w:p>
+            <w:pPr>
+              <w:spacing w:line="288" w:lineRule="auto"/>
+            </w:pPr>
+            <w:r/>
+            <w:r>
+              <w:rPr>
+                <w:rFonts w:ascii="宋体" w:hAnsi="宋体" w:eastAsia="宋体"/>
+                <w:b w:val="0"/>
+                <w:sz w:val="20"/>
+              </w:rPr>
+              <w:t>约 70~100℃</w:t>
+            </w:r>
+          </w:p>
+        </w:tc>
+        <w:tc>
+          <w:tcPr>
+            <w:tcW w:type="dxa" w:w="3173"/>
+          </w:tcPr>
+          <w:p>
+            <w:pPr>
+              <w:spacing w:line="288" w:lineRule="auto"/>
+            </w:pPr>
+            <w:r/>
+            <w:r>
+              <w:rPr>
+                <w:rFonts w:ascii="宋体" w:hAnsi="宋体" w:eastAsia="宋体"/>
+                <w:b w:val="0"/>
+                <w:sz w:val="20"/>
+              </w:rPr>
+              <w:t>公开工艺资料</w:t>
+            </w:r>
+          </w:p>
+        </w:tc>
+      </w:tr>
+      <w:tr>
+        <w:tc>
+          <w:tcPr>
+            <w:tcW w:type="dxa" w:w="3173"/>
+          </w:tcPr>
+          <w:p>
+            <w:pPr>
+              <w:spacing w:line="288" w:lineRule="auto"/>
+            </w:pPr>
+            <w:r/>
+            <w:r>
+              <w:rPr>
+                <w:rFonts w:ascii="宋体" w:hAnsi="宋体" w:eastAsia="宋体"/>
+                <w:b w:val="0"/>
+                <w:sz w:val="20"/>
+              </w:rPr>
+              <w:t>酪蛋白塑料硬化</w:t>
+            </w:r>
+          </w:p>
+        </w:tc>
+        <w:tc>
+          <w:tcPr>
+            <w:tcW w:type="dxa" w:w="3173"/>
+          </w:tcPr>
+          <w:p>
+            <w:pPr>
+              <w:spacing w:line="288" w:lineRule="auto"/>
+            </w:pPr>
+            <w:r/>
+            <w:r>
+              <w:rPr>
+                <w:rFonts w:ascii="宋体" w:hAnsi="宋体" w:eastAsia="宋体"/>
+                <w:b w:val="0"/>
+                <w:sz w:val="20"/>
+              </w:rPr>
+              <w:t>成型后用约 4%~5% 甲醛水溶液浸泡，按厚度硬化数日至数周</w:t>
+            </w:r>
+          </w:p>
+        </w:tc>
+        <w:tc>
+          <w:tcPr>
+            <w:tcW w:type="dxa" w:w="3173"/>
+          </w:tcPr>
+          <w:p>
+            <w:pPr>
+              <w:spacing w:line="288" w:lineRule="auto"/>
+            </w:pPr>
+            <w:r/>
+            <w:r>
+              <w:rPr>
+                <w:rFonts w:ascii="宋体" w:hAnsi="宋体" w:eastAsia="宋体"/>
+                <w:b w:val="0"/>
+                <w:sz w:val="20"/>
+              </w:rPr>
+              <w:t>公开工艺资料</w:t>
+            </w:r>
+          </w:p>
+        </w:tc>
+      </w:tr>
+      <w:tr>
+        <w:tc>
+          <w:tcPr>
+            <w:tcW w:type="dxa" w:w="3173"/>
+          </w:tcPr>
+          <w:p>
+            <w:pPr>
+              <w:spacing w:line="288" w:lineRule="auto"/>
+            </w:pPr>
+            <w:r/>
+            <w:r>
+              <w:rPr>
+                <w:rFonts w:ascii="宋体" w:hAnsi="宋体" w:eastAsia="宋体"/>
+                <w:b w:val="0"/>
+                <w:sz w:val="20"/>
+              </w:rPr>
+              <w:t>生漆固化条件</w:t>
+            </w:r>
+          </w:p>
+        </w:tc>
+        <w:tc>
+          <w:tcPr>
+            <w:tcW w:type="dxa" w:w="3173"/>
+          </w:tcPr>
+          <w:p>
+            <w:pPr>
+              <w:spacing w:line="288" w:lineRule="auto"/>
+            </w:pPr>
+            <w:r/>
+            <w:r>
+              <w:rPr>
+                <w:rFonts w:ascii="宋体" w:hAnsi="宋体" w:eastAsia="宋体"/>
+                <w:b w:val="0"/>
+                <w:sz w:val="20"/>
+              </w:rPr>
+              <w:t>温度约 25~30℃、相对湿度约 80%~90%（即“阴房”）</w:t>
+            </w:r>
+          </w:p>
+        </w:tc>
+        <w:tc>
+          <w:tcPr>
+            <w:tcW w:type="dxa" w:w="3173"/>
+          </w:tcPr>
+          <w:p>
+            <w:pPr>
+              <w:spacing w:line="288" w:lineRule="auto"/>
+            </w:pPr>
+            <w:r/>
+            <w:r>
+              <w:rPr>
+                <w:rFonts w:ascii="宋体" w:hAnsi="宋体" w:eastAsia="宋体"/>
+                <w:b w:val="0"/>
+                <w:sz w:val="20"/>
+              </w:rPr>
+              <w:t>漆器工艺公开资料</w:t>
+            </w:r>
+          </w:p>
+        </w:tc>
+      </w:tr>
+      <w:tr>
+        <w:tc>
+          <w:tcPr>
+            <w:tcW w:type="dxa" w:w="3173"/>
+          </w:tcPr>
+          <w:p>
+            <w:pPr>
+              <w:spacing w:line="288" w:lineRule="auto"/>
+            </w:pPr>
+            <w:r/>
+            <w:r>
+              <w:rPr>
+                <w:rFonts w:ascii="宋体" w:hAnsi="宋体" w:eastAsia="宋体"/>
+                <w:b w:val="0"/>
+                <w:sz w:val="20"/>
+              </w:rPr>
+              <w:t>虫胶软化温度</w:t>
+            </w:r>
+          </w:p>
+        </w:tc>
+        <w:tc>
+          <w:tcPr>
+            <w:tcW w:type="dxa" w:w="3173"/>
+          </w:tcPr>
+          <w:p>
+            <w:pPr>
+              <w:spacing w:line="288" w:lineRule="auto"/>
+            </w:pPr>
+            <w:r/>
+            <w:r>
+              <w:rPr>
+                <w:rFonts w:ascii="宋体" w:hAnsi="宋体" w:eastAsia="宋体"/>
+                <w:b w:val="0"/>
+                <w:sz w:val="20"/>
+              </w:rPr>
+              <w:t>约 65~80℃ 开始软化，可溶于乙醇</w:t>
+            </w:r>
+          </w:p>
+        </w:tc>
+        <w:tc>
+          <w:tcPr>
+            <w:tcW w:type="dxa" w:w="3173"/>
+          </w:tcPr>
+          <w:p>
+            <w:pPr>
+              <w:spacing w:line="288" w:lineRule="auto"/>
+            </w:pPr>
+            <w:r/>
+            <w:r>
+              <w:rPr>
+                <w:rFonts w:ascii="宋体" w:hAnsi="宋体" w:eastAsia="宋体"/>
+                <w:b w:val="0"/>
+                <w:sz w:val="20"/>
+              </w:rPr>
+              <w:t>材料手册公开值</w:t>
+            </w:r>
+          </w:p>
+        </w:tc>
+      </w:tr>
+    </w:tbl>
+    <w:p/>
+    <w:p>
+      <w:pPr>
+        <w:spacing w:line="336" w:lineRule="auto" w:after="40"/>
+        <w:ind w:left="360"/>
+      </w:pPr>
+      <w:r>
+        <w:rPr>
+          <w:rFonts w:ascii="宋体" w:hAnsi="宋体" w:eastAsia="宋体"/>
+          <w:b w:val="0"/>
+          <w:sz w:val="22"/>
+        </w:rPr>
+        <w:t>• 【读法】硫化温度与时间是硬约束（低于此不硫化、高于此焦化），要优先保证；配比则随原料波动，可以放宽，靠打样逼近。</w:t>
+      </w:r>
+    </w:p>
+    <w:p>
+      <w:pPr>
+        <w:spacing w:line="336" w:lineRule="auto" w:after="40"/>
+        <w:ind w:left="360"/>
+      </w:pPr>
+      <w:r>
+        <w:rPr>
+          <w:rFonts w:ascii="宋体" w:hAnsi="宋体" w:eastAsia="宋体"/>
+          <w:b w:val="0"/>
+          <w:sz w:val="22"/>
+        </w:rPr>
+        <w:t>• 【仍然不给】混酸硝化环节的酸配比、温度与时程——这一步的危险性不因数字公开而下降，本册在这一环节的上限不变。</w:t>
+      </w:r>
+    </w:p>
+    <w:tbl>
+      <w:tblPr>
+        <w:tblW w:type="auto" w:w="0"/>
+        <w:jc w:val="center"/>
+        <w:tblLook w:firstColumn="1" w:firstRow="1" w:lastColumn="0" w:lastRow="0" w:noHBand="0" w:noVBand="1" w:val="04A0"/>
+      </w:tblPr>
+      <w:tblGrid>
+        <w:gridCol w:w="9518"/>
+      </w:tblGrid>
+      <w:tr>
+        <w:tc>
+          <w:tcPr>
+            <w:tcW w:type="dxa" w:w="9518"/>
+            <w:shd w:fill="FFF4E5"/>
+          </w:tcPr>
+          <w:p>
+            <w:pPr>
+              <w:spacing w:line="312" w:lineRule="auto"/>
+            </w:pPr>
+            <w:r/>
+            <w:r>
+              <w:rPr>
+                <w:rFonts w:ascii="楷体" w:hAnsi="楷体" w:eastAsia="楷体"/>
+                <w:b/>
+                <w:color w:val="AA2828"/>
+                <w:sz w:val="21"/>
+              </w:rPr>
+              <w:t>再提醒一次：赛璐珞与硝化纤维素极易燃且可自燃，公开工艺值只描述“怎样做出来”，不描述“怎样安全地做出来”——后者取决于现场条件，本册无法代劳。</w:t>
+            </w:r>
+          </w:p>
+        </w:tc>
+      </w:tr>
+    </w:tbl>
+    <w:p/>
     <w:sectPr>
       <w:pgSz w:w="12240" w:h="15840"/>
       <w:pgMar w:top="1247" w:right="1361" w:bottom="1247" w:left="1361" w:header="720" w:footer="720" w:gutter="0"/>
